--- a/EX 9 OUTPUT FIGURES.docx
+++ b/EX 9 OUTPUT FIGURES.docx
@@ -23,14 +23,13 @@
         <w:t>HEATMAP:</w:t>
       </w:r>
     </w:p>
-    <w:p/>
     <w:p>
       <w:r>
         <w:drawing>
-          <wp:inline distT="0" distB="0" distL="0" distR="0" wp14:anchorId="475B722E" wp14:editId="0B1F72A8">
-            <wp:extent cx="5966460" cy="3794760"/>
-            <wp:effectExtent l="0" t="0" r="0" b="0"/>
-            <wp:docPr id="180793518" name="Picture 1"/>
+          <wp:inline distT="0" distB="0" distL="0" distR="0" wp14:anchorId="4BFCF0F6" wp14:editId="2A5F9CF4">
+            <wp:extent cx="5731510" cy="6400165"/>
+            <wp:effectExtent l="0" t="0" r="2540" b="635"/>
+            <wp:docPr id="1391859356" name="Picture 1"/>
             <wp:cNvGraphicFramePr>
               <a:graphicFrameLocks xmlns:a="http://schemas.openxmlformats.org/drawingml/2006/main" noChangeAspect="1"/>
             </wp:cNvGraphicFramePr>
@@ -38,7 +37,7 @@
               <a:graphicData uri="http://schemas.openxmlformats.org/drawingml/2006/picture">
                 <pic:pic xmlns:pic="http://schemas.openxmlformats.org/drawingml/2006/picture">
                   <pic:nvPicPr>
-                    <pic:cNvPr id="180793518" name=""/>
+                    <pic:cNvPr id="1391859356" name=""/>
                     <pic:cNvPicPr/>
                   </pic:nvPicPr>
                   <pic:blipFill>
@@ -50,7 +49,7 @@
                   <pic:spPr>
                     <a:xfrm>
                       <a:off x="0" y="0"/>
-                      <a:ext cx="5976815" cy="3801346"/>
+                      <a:ext cx="5731510" cy="6400165"/>
                     </a:xfrm>
                     <a:prstGeom prst="rect">
                       <a:avLst/>
@@ -65,13 +64,6 @@
     </w:p>
     <w:p/>
     <w:p/>
-    <w:p/>
-    <w:p/>
-    <w:p/>
-    <w:p/>
-    <w:p/>
-    <w:p/>
-    <w:p/>
     <w:p>
       <w:r>
         <w:lastRenderedPageBreak/>
@@ -80,6 +72,9 @@
     </w:p>
     <w:p>
       <w:r>
+        <w:rPr>
+          <w:noProof/>
+        </w:rPr>
         <w:drawing>
           <wp:inline distT="0" distB="0" distL="0" distR="0" wp14:anchorId="41B85403" wp14:editId="62986605">
             <wp:extent cx="5440680" cy="4667250"/>
@@ -125,10 +120,10 @@
     <w:p>
       <w:r>
         <w:drawing>
-          <wp:inline distT="0" distB="0" distL="0" distR="0" wp14:anchorId="540C73A7" wp14:editId="77D26103">
-            <wp:extent cx="6409690" cy="3299460"/>
-            <wp:effectExtent l="0" t="0" r="0" b="0"/>
-            <wp:docPr id="1454432683" name="Picture 1"/>
+          <wp:inline distT="0" distB="0" distL="0" distR="0" wp14:anchorId="2E1AEA70" wp14:editId="28C49F3A">
+            <wp:extent cx="5731510" cy="3078480"/>
+            <wp:effectExtent l="0" t="0" r="2540" b="7620"/>
+            <wp:docPr id="245104701" name="Picture 1"/>
             <wp:cNvGraphicFramePr>
               <a:graphicFrameLocks xmlns:a="http://schemas.openxmlformats.org/drawingml/2006/main" noChangeAspect="1"/>
             </wp:cNvGraphicFramePr>
@@ -136,7 +131,7 @@
               <a:graphicData uri="http://schemas.openxmlformats.org/drawingml/2006/picture">
                 <pic:pic xmlns:pic="http://schemas.openxmlformats.org/drawingml/2006/picture">
                   <pic:nvPicPr>
-                    <pic:cNvPr id="1454432683" name=""/>
+                    <pic:cNvPr id="245104701" name=""/>
                     <pic:cNvPicPr/>
                   </pic:nvPicPr>
                   <pic:blipFill>
@@ -148,7 +143,7 @@
                   <pic:spPr>
                     <a:xfrm>
                       <a:off x="0" y="0"/>
-                      <a:ext cx="6430542" cy="3310194"/>
+                      <a:ext cx="5731510" cy="3078480"/>
                     </a:xfrm>
                     <a:prstGeom prst="rect">
                       <a:avLst/>
@@ -161,6 +156,7 @@
         </w:drawing>
       </w:r>
     </w:p>
+    <w:p/>
     <w:p>
       <w:r>
         <w:lastRenderedPageBreak/>
@@ -170,10 +166,10 @@
     <w:p>
       <w:r>
         <w:drawing>
-          <wp:inline distT="0" distB="0" distL="0" distR="0" wp14:anchorId="6E9041F9" wp14:editId="44BEB10A">
-            <wp:extent cx="5731510" cy="3406140"/>
-            <wp:effectExtent l="0" t="0" r="2540" b="3810"/>
-            <wp:docPr id="959750936" name="Picture 1"/>
+          <wp:inline distT="0" distB="0" distL="0" distR="0" wp14:anchorId="3D19675E" wp14:editId="2DBA8C75">
+            <wp:extent cx="5731510" cy="4860925"/>
+            <wp:effectExtent l="0" t="0" r="2540" b="0"/>
+            <wp:docPr id="158001889" name="Picture 1"/>
             <wp:cNvGraphicFramePr>
               <a:graphicFrameLocks xmlns:a="http://schemas.openxmlformats.org/drawingml/2006/main" noChangeAspect="1"/>
             </wp:cNvGraphicFramePr>
@@ -181,7 +177,7 @@
               <a:graphicData uri="http://schemas.openxmlformats.org/drawingml/2006/picture">
                 <pic:pic xmlns:pic="http://schemas.openxmlformats.org/drawingml/2006/picture">
                   <pic:nvPicPr>
-                    <pic:cNvPr id="959750936" name=""/>
+                    <pic:cNvPr id="158001889" name=""/>
                     <pic:cNvPicPr/>
                   </pic:nvPicPr>
                   <pic:blipFill>
@@ -193,7 +189,7 @@
                   <pic:spPr>
                     <a:xfrm>
                       <a:off x="0" y="0"/>
-                      <a:ext cx="5731510" cy="3406140"/>
+                      <a:ext cx="5731510" cy="4860925"/>
                     </a:xfrm>
                     <a:prstGeom prst="rect">
                       <a:avLst/>
@@ -215,10 +211,10 @@
     <w:p>
       <w:r>
         <w:drawing>
-          <wp:inline distT="0" distB="0" distL="0" distR="0" wp14:anchorId="5B7221E4" wp14:editId="7A7DF4B5">
-            <wp:extent cx="5731510" cy="3406140"/>
-            <wp:effectExtent l="0" t="0" r="2540" b="3810"/>
-            <wp:docPr id="1529329534" name="Picture 1"/>
+          <wp:inline distT="0" distB="0" distL="0" distR="0" wp14:anchorId="75AC6B84" wp14:editId="6FE23B1E">
+            <wp:extent cx="5731510" cy="2630805"/>
+            <wp:effectExtent l="0" t="0" r="2540" b="0"/>
+            <wp:docPr id="6833895" name="Picture 1"/>
             <wp:cNvGraphicFramePr>
               <a:graphicFrameLocks xmlns:a="http://schemas.openxmlformats.org/drawingml/2006/main" noChangeAspect="1"/>
             </wp:cNvGraphicFramePr>
@@ -226,7 +222,7 @@
               <a:graphicData uri="http://schemas.openxmlformats.org/drawingml/2006/picture">
                 <pic:pic xmlns:pic="http://schemas.openxmlformats.org/drawingml/2006/picture">
                   <pic:nvPicPr>
-                    <pic:cNvPr id="1529329534" name=""/>
+                    <pic:cNvPr id="6833895" name=""/>
                     <pic:cNvPicPr/>
                   </pic:nvPicPr>
                   <pic:blipFill>
@@ -238,7 +234,52 @@
                   <pic:spPr>
                     <a:xfrm>
                       <a:off x="0" y="0"/>
-                      <a:ext cx="5731510" cy="3406140"/>
+                      <a:ext cx="5731510" cy="2630805"/>
+                    </a:xfrm>
+                    <a:prstGeom prst="rect">
+                      <a:avLst/>
+                    </a:prstGeom>
+                  </pic:spPr>
+                </pic:pic>
+              </a:graphicData>
+            </a:graphic>
+          </wp:inline>
+        </w:drawing>
+      </w:r>
+    </w:p>
+    <w:p>
+      <w:r>
+        <w:lastRenderedPageBreak/>
+        <w:t>Recommended movies:</w:t>
+      </w:r>
+    </w:p>
+    <w:p>
+      <w:r>
+        <w:drawing>
+          <wp:inline distT="0" distB="0" distL="0" distR="0" wp14:anchorId="0637A064" wp14:editId="1A107AE6">
+            <wp:extent cx="5731510" cy="2630805"/>
+            <wp:effectExtent l="0" t="0" r="2540" b="0"/>
+            <wp:docPr id="1211945887" name="Picture 1"/>
+            <wp:cNvGraphicFramePr>
+              <a:graphicFrameLocks xmlns:a="http://schemas.openxmlformats.org/drawingml/2006/main" noChangeAspect="1"/>
+            </wp:cNvGraphicFramePr>
+            <a:graphic xmlns:a="http://schemas.openxmlformats.org/drawingml/2006/main">
+              <a:graphicData uri="http://schemas.openxmlformats.org/drawingml/2006/picture">
+                <pic:pic xmlns:pic="http://schemas.openxmlformats.org/drawingml/2006/picture">
+                  <pic:nvPicPr>
+                    <pic:cNvPr id="1211945887" name=""/>
+                    <pic:cNvPicPr/>
+                  </pic:nvPicPr>
+                  <pic:blipFill>
+                    <a:blip r:embed="rId9"/>
+                    <a:stretch>
+                      <a:fillRect/>
+                    </a:stretch>
+                  </pic:blipFill>
+                  <pic:spPr>
+                    <a:xfrm>
+                      <a:off x="0" y="0"/>
+                      <a:ext cx="5731510" cy="2630805"/>
                     </a:xfrm>
                     <a:prstGeom prst="rect">
                       <a:avLst/>
